--- a/분석산출물/분석산출물_최백문_v0.1.docx
+++ b/분석산출물/분석산출물_최백문_v0.1.docx
@@ -174,7 +174,7 @@
                 <w:b w:val="0"/>
                 <w:sz w:val="20"/>
               </w:rPr>
-              <w:t>2026-10-09</w:t>
+              <w:t>2026-10-08</w:t>
             </w:r>
           </w:p>
         </w:tc>
@@ -519,7 +519,7 @@
                 <w:b w:val="0"/>
                 <w:sz w:val="20"/>
               </w:rPr>
-              <w:t>2026-10-09</w:t>
+              <w:t>2026-10-08</w:t>
             </w:r>
           </w:p>
         </w:tc>
@@ -639,6 +639,19 @@
           <w:sz w:val="24"/>
         </w:rPr>
         <w:t>유즈케이스를 통해서 시스템의 외부적인 기능을 보여주고 각 기능별로 시나리오를 기술한다.</w:t>
+      </w:r>
+    </w:p>
+    <w:p>
+      <w:pPr>
+        <w:spacing w:after="80"/>
+      </w:pPr>
+      <w:r>
+        <w:rPr>
+          <w:rFonts w:ascii="Times New Roman" w:hAnsi="Times New Roman" w:eastAsia="바탕"/>
+          <w:b w:val="0"/>
+          <w:sz w:val="24"/>
+        </w:rPr>
+        <w:t>주제 설명에 정해져 있지 않아 팀이 정한 값에는 “(가정)”을 붙였다.</w:t>
       </w:r>
     </w:p>
     <w:p>
@@ -832,7 +845,7 @@
           <w:b w:val="0"/>
           <w:sz w:val="24"/>
         </w:rPr>
-        <w:t>MWT-UC1 회원가입 (Sign Up): 고객이나 직원은 성명, 주소, 연락처를 입력해 MWT에 가입한다. 직원도 같은 흐름으로 가입한다.</w:t>
+        <w:t>MWT-UC1 회원가입 (Sign Up): 고객이나 직원은 성명, 주소, 연락처를 입력해 MWT에 가입한다. 직원은 직원 코드도 입력한다.</w:t>
       </w:r>
     </w:p>
     <w:p>
@@ -858,7 +871,7 @@
           <w:b w:val="0"/>
           <w:sz w:val="24"/>
         </w:rPr>
-        <w:t>MWT-UC3 이전 여행 조회 (View Previous Tours): 고객이 로그인하면 MWT는 이전 여행 목록을 팝업으로 보여준다.</w:t>
+        <w:t>MWT-UC3 이전 여행 조회 (View Previous Tours): 이전 여행이 있는 고객이 로그인하면 MWT는 그 목록을 팝업으로 보여준다.</w:t>
       </w:r>
     </w:p>
     <w:p>
@@ -884,7 +897,7 @@
           <w:b w:val="0"/>
           <w:sz w:val="24"/>
         </w:rPr>
-        <w:t>MWT-UC5 음성으로 여행 상품 선택 (Select Tour by Voice): 고객이 원하는 여행을 말하면 MWT는 음성인식 서비스로 글자로 바꿔 선택 항목을 채운다.</w:t>
+        <w:t>MWT-UC5 음성으로 여행 상품 선택 (Select Tour by Voice): 고객이 원하는 여행을 말하면 음성인식 서비스가 이를 글자로 바꾸고, MWT는 그 내용으로 선택 항목을 채운다.</w:t>
       </w:r>
     </w:p>
     <w:p>
@@ -897,7 +910,7 @@
           <w:b w:val="0"/>
           <w:sz w:val="24"/>
         </w:rPr>
-        <w:t>MWT-UC6 여행 옵션 변경 (Customize Tour Options): 고객은 상품을 선택한 뒤 신청하기 전에 호텔 등급, 교통, 식사를 따로 바꾸거나 샴페인·커피를 추가한다.</w:t>
+        <w:t>MWT-UC6 여행 옵션 변경 (Customize Tour Options): 고객은 상품을 선택한 뒤 신청하기 전에 호텔 등급, 교통, 식사를 투어 등급과 상관없이 하나씩 바꾸거나 샴페인·커피를 추가한다.</w:t>
       </w:r>
     </w:p>
     <w:p>
@@ -923,7 +936,7 @@
           <w:b w:val="0"/>
           <w:sz w:val="24"/>
         </w:rPr>
-        <w:t>MWT-UC8 단골 할인 적용 (Apply Regular Discount): 단골 고객이 신청하면 MWT는 가격을 할인한다.</w:t>
+        <w:t>MWT-UC8 단골 할인 적용 (Apply Regular Discount): 고객이 단골이면 MWT는 신청하기 전에 총 가격을 할인한다.</w:t>
       </w:r>
     </w:p>
     <w:p>
@@ -967,7 +980,7 @@
           <w:b w:val="0"/>
           <w:sz w:val="24"/>
         </w:rPr>
-        <w:t>확장 유즈케이스(View Previous Tours, Select Tour by Voice, Customize Tour Options, Apply Regular Discount)는 기본 유즈케이스를 수행하던 고객이 그대로 수행하므로 유즈케이스도에 고객 선을 따로 긋지 않았다. 강의자료 CH04 p37의 확장 예시(멤버십 할인)와 같은 방식이다. 수행하는 액터는 각 설명서의 ‘액터들’ 칸에 적었다. Select Tour by Voice는 음성인식 서비스와 주고받는 부분이 있어 그 액터와만 선으로 잇는다.</w:t>
+        <w:t>확장 유즈케이스인 이전 여행 조회(View Previous Tours), 음성으로 여행 상품 선택(Select Tour by Voice), 여행 옵션 변경(Customize Tour Options), 단골 할인 적용(Apply Regular Discount)은 기본 유즈케이스를 수행하던 고객이 그대로 수행하므로 유즈케이스도에 고객 선을 따로 긋지 않는다. 강의자료 CH04 p37의 확장 예시(멤버십 할인)와 같은 방식이다. 수행하는 액터는 각 설명서의 ‘액터들’ 칸에 적는다. 음성으로 여행 상품 선택은 음성인식 서비스와 주고받는 부분이 있어 그 액터와만 선으로 잇는다.</w:t>
       </w:r>
     </w:p>
     <w:p>
@@ -999,7 +1012,7 @@
           <w:b w:val="0"/>
           <w:sz w:val="24"/>
         </w:rPr>
-        <w:t>본 장에서는 각 유즈케이스에 대한 설명을 기술한다. 표로 구성되어있는 부분이 설명서이고 각 표 아래에 시나리오를 기술한다.</w:t>
+        <w:t>본 장에서는 각 유즈케이스에 대한 설명을 기술한다. 표로 구성되어 있는 부분이 설명서이고 각 표 아래에 시나리오를 기술한다.</w:t>
       </w:r>
     </w:p>
     <w:p>
@@ -1180,7 +1193,7 @@
                 <w:b w:val="0"/>
                 <w:sz w:val="20"/>
               </w:rPr>
-              <w:t>고객이나 직원은 성명, 주소, 연락처를 입력해 MWT에 가입한다. 직원도 같은 흐름으로 가입한다.</w:t>
+              <w:t>고객이나 직원은 성명, 주소, 연락처를 입력해 MWT에 가입한다. 직원은 직원 코드도 입력한다.</w:t>
             </w:r>
           </w:p>
         </w:tc>
@@ -1461,7 +1474,7 @@
                 <w:b w:val="0"/>
                 <w:sz w:val="20"/>
               </w:rPr>
-              <w:t>(2) 가입 입력 항목(아이디, 비밀번호, 성명, 주소, 연락처, 회원 구분)을 보여준다.</w:t>
+              <w:t>(2) 가입 입력 항목(아이디, 비밀번호, 성명, 주소, 연락처, 회원 구분, 직원이면 직원 코드)을 보여준다.</w:t>
             </w:r>
           </w:p>
           <w:p>
@@ -1519,6 +1532,19 @@
                 <w:sz w:val="20"/>
               </w:rPr>
               <w:t>(4) 아이디가 이미 있거나 필수 항목이 비어 있으면 MWT는 오류를 알리고 (2)로 돌아간다.</w:t>
+            </w:r>
+          </w:p>
+          <w:p>
+            <w:pPr>
+              <w:spacing w:after="0"/>
+            </w:pPr>
+            <w:r>
+              <w:rPr>
+                <w:rFonts w:ascii="Times New Roman" w:hAnsi="Times New Roman" w:eastAsia="바탕"/>
+                <w:b w:val="0"/>
+                <w:sz w:val="20"/>
+              </w:rPr>
+              <w:t>(4) 직원 코드가 맞지 않으면 MWT는 직원으로 가입할 수 없다고 알리고 (2)로 돌아간다.</w:t>
             </w:r>
           </w:p>
         </w:tc>
@@ -1588,7 +1614,7 @@
       <w:r>
         <w:drawing>
           <wp:inline xmlns:a="http://schemas.openxmlformats.org/drawingml/2006/main" xmlns:pic="http://schemas.openxmlformats.org/drawingml/2006/picture">
-            <wp:extent cx="5220000" cy="2913488"/>
+            <wp:extent cx="5220000" cy="2702913"/>
             <wp:docPr id="2" name="Picture 2"/>
             <wp:cNvGraphicFramePr>
               <a:graphicFrameLocks noChangeAspect="1"/>
@@ -1609,7 +1635,7 @@
                   <pic:spPr>
                     <a:xfrm>
                       <a:off x="0" y="0"/>
-                      <a:ext cx="5220000" cy="2913488"/>
+                      <a:ext cx="5220000" cy="2702913"/>
                     </a:xfrm>
                     <a:prstGeom prst="rect"/>
                   </pic:spPr>
@@ -1881,7 +1907,7 @@
                 <w:b w:val="0"/>
                 <w:sz w:val="20"/>
               </w:rPr>
-              <w:t>이전 여행 조회 (MWT-UC3)</w:t>
+              <w:t>회원가입 (MWT-UC1), 이전 여행 조회 (MWT-UC3)</w:t>
             </w:r>
           </w:p>
         </w:tc>
@@ -2390,7 +2416,7 @@
                 <w:b w:val="0"/>
                 <w:sz w:val="20"/>
               </w:rPr>
-              <w:t>고객이 로그인하면 MWT는 이전 여행 목록을 팝업으로 보여준다.</w:t>
+              <w:t>이전 여행이 있는 고객이 로그인하면 MWT는 그 목록을 팝업으로 보여준다.</w:t>
             </w:r>
           </w:p>
         </w:tc>
@@ -2507,7 +2533,7 @@
                 <w:b w:val="0"/>
                 <w:sz w:val="20"/>
               </w:rPr>
-              <w:t>(1) 고객이 로그인했다.</w:t>
+              <w:t>(1) 고객이 로그인(MWT-UC2)했다.</w:t>
             </w:r>
           </w:p>
           <w:p>
@@ -3055,7 +3081,7 @@
                 <w:b w:val="0"/>
                 <w:sz w:val="20"/>
               </w:rPr>
-              <w:t>음성으로 여행 상품 선택 (MWT-UC5), 여행 옵션 변경 (MWT-UC6), 여행 상품 확정 (MWT-UC7), 단골 할인 적용 (MWT-UC8)</w:t>
+              <w:t>로그인 (MWT-UC2), 음성으로 여행 상품 선택 (MWT-UC5), 여행 옵션 변경 (MWT-UC6), 여행 상품 확정 (MWT-UC7), 단골 할인 적용 (MWT-UC8)</w:t>
             </w:r>
           </w:p>
         </w:tc>
@@ -3094,7 +3120,7 @@
                 <w:b w:val="0"/>
                 <w:sz w:val="20"/>
               </w:rPr>
-              <w:t>(1) 고객이 로그인했다.</w:t>
+              <w:t>(1) 고객이 로그인(MWT-UC2)했다.</w:t>
             </w:r>
           </w:p>
         </w:tc>
@@ -3413,7 +3439,7 @@
                 <w:b w:val="0"/>
                 <w:sz w:val="20"/>
               </w:rPr>
-              <w:t>(5) 인원이 남은 자리보다 많으면 MWT는 남은 자리를 알리고 (5)로 돌아간다.</w:t>
+              <w:t>(6) 인원이 남은 자리보다 많으면 MWT는 남은 자리를 알리고 (5)로 돌아간다.</w:t>
             </w:r>
           </w:p>
           <w:p>
@@ -3426,7 +3452,20 @@
                 <w:b w:val="0"/>
                 <w:sz w:val="20"/>
               </w:rPr>
-              <w:t>(5) 허니문인데 인원이 2명이 아니면 MWT는 2명으로만 신청할 수 있다고 알리고 (5)로 돌아간다.</w:t>
+              <w:t>(6) 허니문인데 인원이 2명이 아니면 MWT는 허니문은 2명으로만 신청할 수 있다고 알리고 (5)로 돌아간다.</w:t>
+            </w:r>
+          </w:p>
+          <w:p>
+            <w:pPr>
+              <w:spacing w:after="0"/>
+            </w:pPr>
+            <w:r>
+              <w:rPr>
+                <w:rFonts w:ascii="Times New Roman" w:hAnsi="Times New Roman" w:eastAsia="바탕"/>
+                <w:b w:val="0"/>
+                <w:sz w:val="20"/>
+              </w:rPr>
+              <w:t>(6) 고객이 단골이면 단골 할인 적용(MWT-UC8)을 수행한다.</w:t>
             </w:r>
           </w:p>
           <w:p>
@@ -3442,19 +3481,6 @@
               <w:t>(6) 고객이 옵션을 바꾸려 하면 여행 옵션 변경(MWT-UC6)을 수행한다.</w:t>
             </w:r>
           </w:p>
-          <w:p>
-            <w:pPr>
-              <w:spacing w:after="0"/>
-            </w:pPr>
-            <w:r>
-              <w:rPr>
-                <w:rFonts w:ascii="Times New Roman" w:hAnsi="Times New Roman" w:eastAsia="바탕"/>
-                <w:b w:val="0"/>
-                <w:sz w:val="20"/>
-              </w:rPr>
-              <w:t>(6) 고객이 단골이면 단골 할인 적용(MWT-UC8)을 수행한다.</w:t>
-            </w:r>
-          </w:p>
         </w:tc>
       </w:tr>
       <w:tr>
@@ -3517,7 +3543,7 @@
                 <w:b w:val="0"/>
                 <w:sz w:val="20"/>
               </w:rPr>
-              <w:t>허니문 낭만 투어와 효도 힐링 투어는 그랜드와 프리미엄만 고를 수 있다.</w:t>
+              <w:t>허니문 낭만 투어(이하 허니문)와 효도 힐링 투어(이하 효도 투어)는 그랜드와 프리미엄만 고를 수 있다.</w:t>
             </w:r>
           </w:p>
           <w:p>
@@ -3530,7 +3556,7 @@
                 <w:b w:val="0"/>
                 <w:sz w:val="20"/>
               </w:rPr>
-              <w:t>허니문은 한 번에 2명으로만 신청한다. 확정은 다른 상품처럼 신청 인원 합계 3명 이상이라서 두 커플부터 출발하고, 룸 데코레이션과 고급차량은 커플마다 따로 제공한다.</w:t>
+              <w:t>허니문은 한 번에 2명으로만 신청한다. 확정 기준이 신청 인원 합계 3명 이상이므로 허니문은 두 커플(4명)부터 출발하고, 룸 데코레이션과 고급 차량은 커플마다 따로 제공한다.</w:t>
             </w:r>
           </w:p>
           <w:p>
@@ -3777,7 +3803,7 @@
                 <w:b w:val="0"/>
                 <w:sz w:val="20"/>
               </w:rPr>
-              <w:t>고객이 원하는 여행을 말하면 MWT는 음성인식 서비스로 글자로 바꿔 선택 항목을 채운다.</w:t>
+              <w:t>고객이 원하는 여행을 말하면 음성인식 서비스가 이를 글자로 바꾸고, MWT는 그 내용으로 선택 항목을 채운다.</w:t>
             </w:r>
           </w:p>
         </w:tc>
@@ -4158,7 +4184,7 @@
                 <w:b w:val="0"/>
                 <w:sz w:val="20"/>
               </w:rPr>
-              <w:t>(8) 채워진 내용을 여행 상품 선택(MWT-UC4)과 같은 규칙(남은 자리, 허니문 2명, 그랜드 이상)으로 확인하고, MWT-UC4의 (6)으로 이어 고른 내용과 총 가격을 보여준다.</w:t>
+              <w:t>(8) 채워진 내용을 여행 상품 선택(MWT-UC4)과 같은 규칙(남은 자리, 허니문 2명, 허니문·효도 투어의 그랜드 이상)으로 확인한 뒤 MWT-UC4의 (6)으로 넘어가 고른 내용과 총 가격을 보여준다.</w:t>
             </w:r>
           </w:p>
         </w:tc>
@@ -4248,7 +4274,20 @@
                 <w:b w:val="0"/>
                 <w:sz w:val="20"/>
               </w:rPr>
-              <w:t>(6) 같은 테마와 출발일의 상품이 둘 이상이면 MWT는 그 상품 목록을 보여주고 고객이 고르게 한다.</w:t>
+              <w:t>(6) 테마와 출발일이 같고 기간만 다른 상품이 둘 이상이면 MWT는 그 상품 목록을 함께 보여주고, 고객이 하나를 고르면 (7)로 이어진다.</w:t>
+            </w:r>
+          </w:p>
+          <w:p>
+            <w:pPr>
+              <w:spacing w:after="0"/>
+            </w:pPr>
+            <w:r>
+              <w:rPr>
+                <w:rFonts w:ascii="Times New Roman" w:hAnsi="Times New Roman" w:eastAsia="바탕"/>
+                <w:b w:val="0"/>
+                <w:sz w:val="20"/>
+              </w:rPr>
+              <w:t>(7) 고객이 내용을 고치려 하면 화면에서 직접 고친다.</w:t>
             </w:r>
           </w:p>
           <w:p>
@@ -4264,19 +4303,6 @@
               <w:t>(8) 채워진 내용이 규칙에 맞지 않으면 MWT는 이유를 알리고 (3)으로 돌아간다.</w:t>
             </w:r>
           </w:p>
-          <w:p>
-            <w:pPr>
-              <w:spacing w:after="0"/>
-            </w:pPr>
-            <w:r>
-              <w:rPr>
-                <w:rFonts w:ascii="Times New Roman" w:hAnsi="Times New Roman" w:eastAsia="바탕"/>
-                <w:b w:val="0"/>
-                <w:sz w:val="20"/>
-              </w:rPr>
-              <w:t>(7) 고객이 내용을 고치려 하면 화면에서 직접 고친다.</w:t>
-            </w:r>
-          </w:p>
         </w:tc>
       </w:tr>
       <w:tr>
@@ -4313,7 +4339,7 @@
                 <w:b w:val="0"/>
                 <w:sz w:val="20"/>
               </w:rPr>
-              <w:t>2단계(GUI 다음)에 구현한다.</w:t>
+              <w:t>음성인식 서비스를 쓸 수 없으면 고객은 화면에서 고른다(MWT-UC4).</w:t>
             </w:r>
           </w:p>
         </w:tc>
@@ -4546,7 +4572,7 @@
                 <w:b w:val="0"/>
                 <w:sz w:val="20"/>
               </w:rPr>
-              <w:t>고객은 상품을 선택한 뒤 신청하기 전에 호텔 등급, 교통, 식사를 따로 바꾸거나 샴페인·커피를 추가한다.</w:t>
+              <w:t>고객은 상품을 선택한 뒤 신청하기 전에 호텔 등급, 교통, 식사를 투어 등급과 상관없이 하나씩 바꾸거나 샴페인·커피를 추가한다.</w:t>
             </w:r>
           </w:p>
         </w:tc>
@@ -4972,7 +4998,7 @@
                 <w:b w:val="0"/>
                 <w:sz w:val="20"/>
               </w:rPr>
-              <w:t>샴페인은 프리미엄 등급에 기본으로 들어 있다.</w:t>
+              <w:t>샴페인은 프리미엄 등급에 기본으로 들어 있고, 다른 등급에서는 추가 요금을 내는 옵션이다.</w:t>
             </w:r>
           </w:p>
           <w:p>
@@ -5003,7 +5029,7 @@
       <w:r>
         <w:drawing>
           <wp:inline xmlns:a="http://schemas.openxmlformats.org/drawingml/2006/main" xmlns:pic="http://schemas.openxmlformats.org/drawingml/2006/picture">
-            <wp:extent cx="5220000" cy="5262440"/>
+            <wp:extent cx="5220000" cy="4759412"/>
             <wp:docPr id="7" name="Picture 7"/>
             <wp:cNvGraphicFramePr>
               <a:graphicFrameLocks noChangeAspect="1"/>
@@ -5024,7 +5050,7 @@
                   <pic:spPr>
                     <a:xfrm>
                       <a:off x="0" y="0"/>
-                      <a:ext cx="5220000" cy="5262440"/>
+                      <a:ext cx="5220000" cy="4759412"/>
                     </a:xfrm>
                     <a:prstGeom prst="rect"/>
                   </pic:spPr>
@@ -5458,7 +5484,7 @@
                 <w:b w:val="0"/>
                 <w:sz w:val="20"/>
               </w:rPr>
-              <w:t>(1) 신청 인원 합계가 3명 이상이 되면 상품을 확정하고, 그때까지의 신청자 모두에게 보낼 확정 문자를 문자 발송 서비스에 요청한다.</w:t>
+              <w:t>(1) 신청 인원 합계가 3명 이상이 되면 상품을 확정하고, 문자 발송 서비스에 그때까지의 신청자 모두에게 보낼 확정 문자 발송을 요청한다.</w:t>
             </w:r>
           </w:p>
         </w:tc>
@@ -5534,6 +5560,19 @@
                 <w:sz w:val="20"/>
               </w:rPr>
               <w:t>(1) 이미 확정된 상품이면 이번 신청자에게만 확정 문자를 보낸다.</w:t>
+            </w:r>
+          </w:p>
+          <w:p>
+            <w:pPr>
+              <w:spacing w:after="0"/>
+            </w:pPr>
+            <w:r>
+              <w:rPr>
+                <w:rFonts w:ascii="Times New Roman" w:hAnsi="Times New Roman" w:eastAsia="바탕"/>
+                <w:b w:val="0"/>
+                <w:sz w:val="20"/>
+              </w:rPr>
+              <w:t>(2) 발송에 실패하면 MWT는 한 번 더 요청하고, 그래도 실패하면 실패 기록을 남긴다(가정).</w:t>
             </w:r>
           </w:p>
         </w:tc>
@@ -5590,7 +5629,7 @@
       <w:r>
         <w:drawing>
           <wp:inline xmlns:a="http://schemas.openxmlformats.org/drawingml/2006/main" xmlns:pic="http://schemas.openxmlformats.org/drawingml/2006/picture">
-            <wp:extent cx="4648200" cy="3238500"/>
+            <wp:extent cx="5220000" cy="3049485"/>
             <wp:docPr id="8" name="Picture 8"/>
             <wp:cNvGraphicFramePr>
               <a:graphicFrameLocks noChangeAspect="1"/>
@@ -5611,7 +5650,7 @@
                   <pic:spPr>
                     <a:xfrm>
                       <a:off x="0" y="0"/>
-                      <a:ext cx="4648200" cy="3238500"/>
+                      <a:ext cx="5220000" cy="3049485"/>
                     </a:xfrm>
                     <a:prstGeom prst="rect"/>
                   </pic:spPr>
@@ -5805,7 +5844,7 @@
                 <w:b w:val="0"/>
                 <w:sz w:val="20"/>
               </w:rPr>
-              <w:t>단골 고객이 신청하면 MWT는 가격을 할인한다.</w:t>
+              <w:t>고객이 단골이면 MWT는 신청하기 전에 총 가격을 할인한다.</w:t>
             </w:r>
           </w:p>
         </w:tc>
@@ -6086,7 +6125,7 @@
                 <w:b w:val="0"/>
                 <w:sz w:val="20"/>
               </w:rPr>
-              <w:t>(3) 할인된 가격으로 여행 상품 선택(MWT-UC4)의 (6) 화면을 다시 보여주고 (7) 신청으로 이어진다.</w:t>
+              <w:t>(3) 할인된 가격으로 여행 상품 선택(MWT-UC4)의 (6) 화면을 다시 보여준다.</w:t>
             </w:r>
           </w:p>
         </w:tc>
@@ -6165,6 +6204,19 @@
                 <w:sz w:val="20"/>
               </w:rPr>
               <w:t>할인율은 10%다(가정).</w:t>
+            </w:r>
+          </w:p>
+          <w:p>
+            <w:pPr>
+              <w:spacing w:after="0"/>
+            </w:pPr>
+            <w:r>
+              <w:rPr>
+                <w:rFonts w:ascii="Times New Roman" w:hAnsi="Times New Roman" w:eastAsia="바탕"/>
+                <w:b w:val="0"/>
+                <w:sz w:val="20"/>
+              </w:rPr>
+              <w:t>할인은 옵션 변경 뒤 다시 계산되는 총 가격에 한 번만 적용한다(가정).</w:t>
             </w:r>
           </w:p>
         </w:tc>
@@ -6475,7 +6527,7 @@
                 <w:b w:val="0"/>
                 <w:sz w:val="20"/>
               </w:rPr>
-              <w:t>없음.</w:t>
+              <w:t>로그인 (MWT-UC2)</w:t>
             </w:r>
           </w:p>
         </w:tc>
@@ -6514,7 +6566,7 @@
                 <w:b w:val="0"/>
                 <w:sz w:val="20"/>
               </w:rPr>
-              <w:t>(1) 직원이 로그인했다.</w:t>
+              <w:t>(1) 직원이 로그인(MWT-UC2)했다.</w:t>
             </w:r>
           </w:p>
         </w:tc>
@@ -7085,7 +7137,7 @@
                 <w:b w:val="0"/>
                 <w:sz w:val="20"/>
               </w:rPr>
-              <w:t>없음.</w:t>
+              <w:t>로그인 (MWT-UC2)</w:t>
             </w:r>
           </w:p>
         </w:tc>
@@ -7124,7 +7176,7 @@
                 <w:b w:val="0"/>
                 <w:sz w:val="20"/>
               </w:rPr>
-              <w:t>(1) 직원이 로그인했다.</w:t>
+              <w:t>(1) 직원이 로그인(MWT-UC2)했다.</w:t>
             </w:r>
           </w:p>
         </w:tc>
@@ -7515,7 +7567,7 @@
           <w:b w:val="0"/>
           <w:sz w:val="24"/>
         </w:rPr>
-        <w:t>회원이 아닌 사용자는 먼저 회원가입을 한다[Sign Up]. 회원은 로그인하고[Log In], MWT는 회원 구분에 따라 고객 화면이나 직원 화면을 보여준다. 고객에게 이전 여행이 있으면 로그인할 때 그 목록이 팝업으로 나온다[View Previous Tours]. 고객은 화면에서, 또는 음성으로[Select Tour by Voice] 테마, 출발일, 투어 등급, 인원을 골라 여행 상품을 신청한다[Select Tour]. 단골 고객이면 할인된 가격이 적용되고[Apply Regular Discount], 신청하기 전에 호텔 등급, 교통, 식사를 바꾸거나 샴페인·커피를 추가할 수 있다[Customize Tour Options]. 신청이 저장되면 MWT는 그 상품의 신청 인원 합계를 확인해 3명 이상이면 상품을 확정하고 신청자에게 문자를 보낸다[Confirm Tour]. 직원은 로그인한 뒤 새 여행 상품을 기획해 등록하거나[Plan Tour] 테마별 물품을 창고에 추가한다[Add Warehouse Item].</w:t>
+        <w:t>회원이 아닌 사용자는 먼저 회원가입을 한다[Sign Up]. 회원은 로그인하고[Log In], MWT는 회원 구분에 따라 고객 화면이나 직원 화면을 보여준다. 고객에게 이전 여행이 있으면 로그인할 때 그 목록이 팝업으로 나온다[View Previous Tours]. 고객은 화면에서, 또는 음성으로[Select Tour by Voice] 테마, 출발일, 투어 등급, 인원을 골라 총 가격을 확인한다[Select Tour]. 단골 고객이면 할인된 가격이 적용되고[Apply Regular Discount], 신청하기 전에 호텔 등급, 교통, 식사를 바꾸거나 샴페인·커피를 추가할 수 있다[Customize Tour Options]. 고객이 신청하면 MWT는 그 상품의 신청 인원 합계를 확인해 3명 이상이면 상품을 확정하고 신청자에게 문자를 보낸다[Confirm Tour]. 직원은 로그인한 뒤 새 여행 상품을 기획해 등록하거나[Plan Tour] 테마별 물품을 창고에 추가한다[Add Warehouse Item].</w:t>
       </w:r>
     </w:p>
     <w:p>
@@ -7619,7 +7671,7 @@
           <w:b w:val="0"/>
           <w:sz w:val="24"/>
         </w:rPr>
-        <w:t>고객이 음성 입력을 고르면 원하는 여행을 말해 선택 항목을 채운다. 이는 선택사항으로서 화면에서 바로 골라도 된다.</w:t>
+        <w:t>고객이 음성 입력을 고르면 원하는 여행을 말해 선택 항목을 채우고, 채운 내용으로 가격 확인부터 이어진다. 이는 선택 사항으로서 화면에서 바로 골라도 된다.</w:t>
       </w:r>
     </w:p>
     <w:p>
@@ -7645,7 +7697,7 @@
           <w:b w:val="0"/>
           <w:sz w:val="24"/>
         </w:rPr>
-        <w:t>고객은 테마, 상품, 투어 등급, 인원을 골라 신청한다.</w:t>
+        <w:t>고객은 테마, 상품, 투어 등급, 인원을 고르고 총 가격을 확인한다.</w:t>
       </w:r>
     </w:p>
     <w:p>
@@ -7671,7 +7723,7 @@
           <w:b w:val="0"/>
           <w:sz w:val="24"/>
         </w:rPr>
-        <w:t>이전 여행이 2회 이상인 단골 고객에게는 할인된 가격이 적용된다.</w:t>
+        <w:t>이전 여행이 2회 이상인 단골 고객(가정)에게는 할인된 가격이 적용된다.</w:t>
       </w:r>
     </w:p>
     <w:p>
@@ -7697,7 +7749,7 @@
           <w:b w:val="0"/>
           <w:sz w:val="24"/>
         </w:rPr>
-        <w:t>고객은 신청하기 전에 호텔 등급, 교통, 식사를 바꾸거나 샴페인·커피를 추가할 수 있다. 이는 선택사항이다.</w:t>
+        <w:t>고객은 신청하기 전에 호텔 등급, 교통, 식사를 바꾸거나 샴페인·커피를 추가할 수 있고, 바꾼 뒤에는 다시 가격을 확인한다. 이는 선택 사항이다.</w:t>
       </w:r>
     </w:p>
     <w:p>
@@ -7723,7 +7775,7 @@
           <w:b w:val="0"/>
           <w:sz w:val="24"/>
         </w:rPr>
-        <w:t>신청이 저장되면 그 상품의 신청 인원 합계가 3명 이상인지 확인해 상품을 확정하고 신청자에게 문자를 보낸다.</w:t>
+        <w:t>고객이 신청하면 MWT는 신청을 저장하고, 그 상품의 신청 인원 합계를 확인해 3명 이상이면 상품을 확정하고 신청자에게 문자를 보낸다.</w:t>
       </w:r>
     </w:p>
     <w:p>

--- a/분석산출물/분석산출물_최백문_v0.1.docx
+++ b/분석산출물/분석산출물_최백문_v0.1.docx
@@ -814,7 +814,7 @@
           <w:b w:val="0"/>
           <w:sz w:val="24"/>
         </w:rPr>
-        <w:t>음성인식 서비스 (Speech Recognition Service): 고객의 음성을 글자로 바꿔 주는 외부 서비스(Google STT)다.</w:t>
+        <w:t>음성인식 서비스 (Speech Recognition Service): 고객의 음성을 글자로 바꿔 주는 브라우저 내장 음성인식 기능(Web Speech API)이다. 우리가 만드는 시스템 밖에 있어 액터로 둔다.</w:t>
       </w:r>
     </w:p>
     <w:p>

--- a/분석산출물/분석산출물_최백문_v0.1.docx
+++ b/분석산출물/분석산출물_최백문_v0.1.docx
@@ -720,7 +720,7 @@
       <w:r>
         <w:drawing>
           <wp:inline xmlns:a="http://schemas.openxmlformats.org/drawingml/2006/main" xmlns:pic="http://schemas.openxmlformats.org/drawingml/2006/picture">
-            <wp:extent cx="5277600" cy="5480802"/>
+            <wp:extent cx="5277600" cy="5551383"/>
             <wp:docPr id="1" name="Picture 1"/>
             <wp:cNvGraphicFramePr>
               <a:graphicFrameLocks noChangeAspect="1"/>
@@ -741,7 +741,7 @@
                   <pic:spPr>
                     <a:xfrm>
                       <a:off x="0" y="0"/>
-                      <a:ext cx="5277600" cy="5480802"/>
+                      <a:ext cx="5277600" cy="5551383"/>
                     </a:xfrm>
                     <a:prstGeom prst="rect"/>
                   </pic:spPr>
@@ -1614,7 +1614,7 @@
       <w:r>
         <w:drawing>
           <wp:inline xmlns:a="http://schemas.openxmlformats.org/drawingml/2006/main" xmlns:pic="http://schemas.openxmlformats.org/drawingml/2006/picture">
-            <wp:extent cx="5220000" cy="2702913"/>
+            <wp:extent cx="5220000" cy="2810769"/>
             <wp:docPr id="2" name="Picture 2"/>
             <wp:cNvGraphicFramePr>
               <a:graphicFrameLocks noChangeAspect="1"/>
@@ -1635,7 +1635,7 @@
                   <pic:spPr>
                     <a:xfrm>
                       <a:off x="0" y="0"/>
-                      <a:ext cx="5220000" cy="2702913"/>
+                      <a:ext cx="5220000" cy="2810769"/>
                     </a:xfrm>
                     <a:prstGeom prst="rect"/>
                   </pic:spPr>
@@ -2201,7 +2201,7 @@
       <w:r>
         <w:drawing>
           <wp:inline xmlns:a="http://schemas.openxmlformats.org/drawingml/2006/main" xmlns:pic="http://schemas.openxmlformats.org/drawingml/2006/picture">
-            <wp:extent cx="5220000" cy="2648955"/>
+            <wp:extent cx="5220000" cy="2805424"/>
             <wp:docPr id="3" name="Picture 3"/>
             <wp:cNvGraphicFramePr>
               <a:graphicFrameLocks noChangeAspect="1"/>
@@ -2222,7 +2222,7 @@
                   <pic:spPr>
                     <a:xfrm>
                       <a:off x="0" y="0"/>
-                      <a:ext cx="5220000" cy="2648955"/>
+                      <a:ext cx="5220000" cy="2805424"/>
                     </a:xfrm>
                     <a:prstGeom prst="rect"/>
                   </pic:spPr>
@@ -2788,7 +2788,7 @@
       <w:r>
         <w:drawing>
           <wp:inline xmlns:a="http://schemas.openxmlformats.org/drawingml/2006/main" xmlns:pic="http://schemas.openxmlformats.org/drawingml/2006/picture">
-            <wp:extent cx="4581525" cy="3238500"/>
+            <wp:extent cx="3914775" cy="3076574"/>
             <wp:docPr id="4" name="Picture 4"/>
             <wp:cNvGraphicFramePr>
               <a:graphicFrameLocks noChangeAspect="1"/>
@@ -2809,7 +2809,7 @@
                   <pic:spPr>
                     <a:xfrm>
                       <a:off x="0" y="0"/>
-                      <a:ext cx="4581525" cy="3238500"/>
+                      <a:ext cx="3914775" cy="3076574"/>
                     </a:xfrm>
                     <a:prstGeom prst="rect"/>
                   </pic:spPr>
@@ -3587,7 +3587,7 @@
       <w:r>
         <w:drawing>
           <wp:inline xmlns:a="http://schemas.openxmlformats.org/drawingml/2006/main" xmlns:pic="http://schemas.openxmlformats.org/drawingml/2006/picture">
-            <wp:extent cx="4591050" cy="7239000"/>
+            <wp:extent cx="3924300" cy="7077075"/>
             <wp:docPr id="5" name="Picture 5"/>
             <wp:cNvGraphicFramePr>
               <a:graphicFrameLocks noChangeAspect="1"/>
@@ -3608,7 +3608,7 @@
                   <pic:spPr>
                     <a:xfrm>
                       <a:off x="0" y="0"/>
-                      <a:ext cx="4591050" cy="7239000"/>
+                      <a:ext cx="3924300" cy="7077075"/>
                     </a:xfrm>
                     <a:prstGeom prst="rect"/>
                   </pic:spPr>
@@ -4357,7 +4357,7 @@
       <w:r>
         <w:drawing>
           <wp:inline xmlns:a="http://schemas.openxmlformats.org/drawingml/2006/main" xmlns:pic="http://schemas.openxmlformats.org/drawingml/2006/picture">
-            <wp:extent cx="5220000" cy="4734129"/>
+            <wp:extent cx="5220000" cy="4972385"/>
             <wp:docPr id="6" name="Picture 6"/>
             <wp:cNvGraphicFramePr>
               <a:graphicFrameLocks noChangeAspect="1"/>
@@ -4378,7 +4378,7 @@
                   <pic:spPr>
                     <a:xfrm>
                       <a:off x="0" y="0"/>
-                      <a:ext cx="5220000" cy="4734129"/>
+                      <a:ext cx="5220000" cy="4972385"/>
                     </a:xfrm>
                     <a:prstGeom prst="rect"/>
                   </pic:spPr>
@@ -5029,7 +5029,7 @@
       <w:r>
         <w:drawing>
           <wp:inline xmlns:a="http://schemas.openxmlformats.org/drawingml/2006/main" xmlns:pic="http://schemas.openxmlformats.org/drawingml/2006/picture">
-            <wp:extent cx="5220000" cy="4759412"/>
+            <wp:extent cx="5220000" cy="4827699"/>
             <wp:docPr id="7" name="Picture 7"/>
             <wp:cNvGraphicFramePr>
               <a:graphicFrameLocks noChangeAspect="1"/>
@@ -5050,7 +5050,7 @@
                   <pic:spPr>
                     <a:xfrm>
                       <a:off x="0" y="0"/>
-                      <a:ext cx="5220000" cy="4759412"/>
+                      <a:ext cx="5220000" cy="4827699"/>
                     </a:xfrm>
                     <a:prstGeom prst="rect"/>
                   </pic:spPr>
@@ -5629,7 +5629,7 @@
       <w:r>
         <w:drawing>
           <wp:inline xmlns:a="http://schemas.openxmlformats.org/drawingml/2006/main" xmlns:pic="http://schemas.openxmlformats.org/drawingml/2006/picture">
-            <wp:extent cx="5220000" cy="3049485"/>
+            <wp:extent cx="5220000" cy="3043429"/>
             <wp:docPr id="8" name="Picture 8"/>
             <wp:cNvGraphicFramePr>
               <a:graphicFrameLocks noChangeAspect="1"/>
@@ -5650,7 +5650,7 @@
                   <pic:spPr>
                     <a:xfrm>
                       <a:off x="0" y="0"/>
-                      <a:ext cx="5220000" cy="3049485"/>
+                      <a:ext cx="5220000" cy="3043429"/>
                     </a:xfrm>
                     <a:prstGeom prst="rect"/>
                   </pic:spPr>
@@ -6234,7 +6234,7 @@
       <w:r>
         <w:drawing>
           <wp:inline xmlns:a="http://schemas.openxmlformats.org/drawingml/2006/main" xmlns:pic="http://schemas.openxmlformats.org/drawingml/2006/picture">
-            <wp:extent cx="5000625" cy="3905250"/>
+            <wp:extent cx="4343400" cy="3743325"/>
             <wp:docPr id="9" name="Picture 9"/>
             <wp:cNvGraphicFramePr>
               <a:graphicFrameLocks noChangeAspect="1"/>
@@ -6255,7 +6255,7 @@
                   <pic:spPr>
                     <a:xfrm>
                       <a:off x="0" y="0"/>
-                      <a:ext cx="5000625" cy="3905250"/>
+                      <a:ext cx="4343400" cy="3743325"/>
                     </a:xfrm>
                     <a:prstGeom prst="rect"/>
                   </pic:spPr>
@@ -6844,7 +6844,7 @@
       <w:r>
         <w:drawing>
           <wp:inline xmlns:a="http://schemas.openxmlformats.org/drawingml/2006/main" xmlns:pic="http://schemas.openxmlformats.org/drawingml/2006/picture">
-            <wp:extent cx="5220000" cy="3574322"/>
+            <wp:extent cx="5220000" cy="3915000"/>
             <wp:docPr id="10" name="Picture 10"/>
             <wp:cNvGraphicFramePr>
               <a:graphicFrameLocks noChangeAspect="1"/>
@@ -6865,7 +6865,7 @@
                   <pic:spPr>
                     <a:xfrm>
                       <a:off x="0" y="0"/>
-                      <a:ext cx="5220000" cy="3574322"/>
+                      <a:ext cx="5220000" cy="3915000"/>
                     </a:xfrm>
                     <a:prstGeom prst="rect"/>
                   </pic:spPr>
@@ -7454,7 +7454,7 @@
       <w:r>
         <w:drawing>
           <wp:inline xmlns:a="http://schemas.openxmlformats.org/drawingml/2006/main" xmlns:pic="http://schemas.openxmlformats.org/drawingml/2006/picture">
-            <wp:extent cx="4876800" cy="4572000"/>
+            <wp:extent cx="4057650" cy="4400550"/>
             <wp:docPr id="11" name="Picture 11"/>
             <wp:cNvGraphicFramePr>
               <a:graphicFrameLocks noChangeAspect="1"/>
@@ -7475,7 +7475,7 @@
                   <pic:spPr>
                     <a:xfrm>
                       <a:off x="0" y="0"/>
-                      <a:ext cx="4876800" cy="4572000"/>
+                      <a:ext cx="4057650" cy="4400550"/>
                     </a:xfrm>
                     <a:prstGeom prst="rect"/>
                   </pic:spPr>
@@ -7512,7 +7512,7 @@
       <w:r>
         <w:drawing>
           <wp:inline xmlns:a="http://schemas.openxmlformats.org/drawingml/2006/main" xmlns:pic="http://schemas.openxmlformats.org/drawingml/2006/picture">
-            <wp:extent cx="5277600" cy="6912754"/>
+            <wp:extent cx="5277600" cy="5490082"/>
             <wp:docPr id="12" name="Picture 12"/>
             <wp:cNvGraphicFramePr>
               <a:graphicFrameLocks noChangeAspect="1"/>
@@ -7533,7 +7533,7 @@
                   <pic:spPr>
                     <a:xfrm>
                       <a:off x="0" y="0"/>
-                      <a:ext cx="5277600" cy="6912754"/>
+                      <a:ext cx="5277600" cy="5490082"/>
                     </a:xfrm>
                     <a:prstGeom prst="rect"/>
                   </pic:spPr>
